--- a/backend/data/corpus/DOC-20230411-096.docx
+++ b/backend/data/corpus/DOC-20230411-096.docx
@@ -63,7 +63,7 @@
           <w:b/>
           <w:sz w:val="21"/>
         </w:rPr>
-        <w:t>Stephen Aldrich, MD, Cascade Summit Medical Center, Tacoma, WA (RSM)</w:t>
+        <w:t>Bettina Marchetti, MD, Quarry Hill Epilepsy Center, Worcester, MA (RSM)</w:t>
       </w:r>
     </w:p>
     <w:p>
@@ -71,7 +71,7 @@
         <w:rPr>
           <w:sz w:val="21"/>
         </w:rPr>
-        <w:t>&gt; A short convo between clinic blocks, mostly logistics.</w:t>
+        <w:t>&gt; A half-hour visit over a quick coffee; the schedule was tight.</w:t>
       </w:r>
     </w:p>
     <w:p>
@@ -79,7 +79,7 @@
         <w:rPr>
           <w:sz w:val="21"/>
         </w:rPr>
-        <w:t>&gt; Onboarding two medical assistants is current preoccupation here.</w:t>
+        <w:t>&gt; Mentioned a review that circulated on service but did not raise any specific finding.</w:t>
       </w:r>
     </w:p>
     <w:p>
@@ -87,7 +87,7 @@
         <w:rPr>
           <w:sz w:val="21"/>
         </w:rPr>
-        <w:t>&gt; Most of discussion was about new charting templates, which is still being sorted out.</w:t>
+        <w:t>&gt; Benefit verification is step that most often delays a start here.</w:t>
       </w:r>
     </w:p>
     <w:p>
@@ -95,7 +95,15 @@
         <w:rPr>
           <w:sz w:val="21"/>
         </w:rPr>
-        <w:t>&gt; Referral patterns into this clinic have changed, and newly referred pts is a bigger share than it was.</w:t>
+        <w:t>&gt; Described how the refractory group is triaged now compared with before.</w:t>
+      </w:r>
+    </w:p>
+    <w:p>
+      <w:r>
+        <w:rPr>
+          <w:sz w:val="21"/>
+        </w:rPr>
+        <w:t>&gt; Asked about my travel schedule, since visits keep landing on the busiest clinic days.</w:t>
       </w:r>
     </w:p>
     <w:p>
@@ -111,7 +119,167 @@
           <w:b/>
           <w:sz w:val="21"/>
         </w:rPr>
-        <w:t>Wilhelmina Corliss, MD, Marbury Neurological Care Center, Roanoke, VA (AR)</w:t>
+        <w:t>Lukas Fenwicke, MD, Willowmere Neuroscience Center, Boise, ID (RSM)</w:t>
+      </w:r>
+    </w:p>
+    <w:p>
+      <w:r>
+        <w:rPr>
+          <w:sz w:val="21"/>
+        </w:rPr>
+        <w:t>&gt; No product discussion this time. Asked about safety and confirmed nothing to report.</w:t>
+      </w:r>
+    </w:p>
+    <w:p>
+      <w:r>
+        <w:rPr>
+          <w:sz w:val="21"/>
+        </w:rPr>
+        <w:t>&gt; Formulary questions has improved somewhat, which came up as general frustration.</w:t>
+      </w:r>
+    </w:p>
+    <w:p>
+      <w:r>
+        <w:rPr>
+          <w:sz w:val="21"/>
+        </w:rPr>
+        <w:t>&gt; Onboarding front-desk coordinator is current preoccupation here.</w:t>
+      </w:r>
+    </w:p>
+    <w:p>
+      <w:r>
+        <w:rPr>
+          <w:sz w:val="21"/>
+        </w:rPr>
+        <w:t>&gt; Compared notes on which sessions were worth the time.</w:t>
+      </w:r>
+    </w:p>
+    <w:p>
+      <w:r>
+        <w:rPr>
+          <w:sz w:val="21"/>
+        </w:rPr>
+      </w:r>
+    </w:p>
+    <w:p>
+      <w:r>
+        <w:rPr>
+          <w:b/>
+          <w:sz w:val="21"/>
+        </w:rPr>
+        <w:t>Zubin Dunmore, MD, Ember Lake Medical Group, Roanoke, VA (RSM)</w:t>
+      </w:r>
+    </w:p>
+    <w:p>
+      <w:r>
+        <w:rPr>
+          <w:sz w:val="21"/>
+        </w:rPr>
+        <w:t>&gt; A short meeting in the workroom, first one this quarter.</w:t>
+      </w:r>
+    </w:p>
+    <w:p>
+      <w:r>
+        <w:rPr>
+          <w:sz w:val="21"/>
+        </w:rPr>
+        <w:t>&gt; The practice lost rotating resident and has not backfilled, so referral queue has stretched out.</w:t>
+      </w:r>
+    </w:p>
+    <w:p>
+      <w:r>
+        <w:rPr>
+          <w:sz w:val="21"/>
+        </w:rPr>
+        <w:t>&gt; Described preference for slower titration in general, unrelated to any particular patient.</w:t>
+      </w:r>
+    </w:p>
+    <w:p>
+      <w:r>
+        <w:rPr>
+          <w:sz w:val="21"/>
+        </w:rPr>
+        <w:t>&gt; Noted that appeals process takes longer than clinical decision and that this is not specific to any one product.</w:t>
+      </w:r>
+    </w:p>
+    <w:p>
+      <w:r>
+        <w:rPr>
+          <w:sz w:val="21"/>
+        </w:rPr>
+      </w:r>
+    </w:p>
+    <w:p>
+      <w:r>
+        <w:rPr>
+          <w:b/>
+          <w:sz w:val="21"/>
+        </w:rPr>
+        <w:t>Bastian Dellacroix, MD, Bluestem Comprehensive Epilepsy Clinic, Manchester, NH (RSM)</w:t>
+      </w:r>
+    </w:p>
+    <w:p>
+      <w:r>
+        <w:rPr>
+          <w:sz w:val="21"/>
+        </w:rPr>
+        <w:t>&gt; Asked whether I had seen guideline update discussed at journal club; I had not, and offered nothing in return.</w:t>
+      </w:r>
+    </w:p>
+    <w:p>
+      <w:r>
+        <w:rPr>
+          <w:sz w:val="21"/>
+        </w:rPr>
+        <w:t>&gt; Most of the discussion was about the new charting templates, which is being piloted this quarter.</w:t>
+      </w:r>
+    </w:p>
+    <w:p>
+      <w:r>
+        <w:rPr>
+          <w:sz w:val="21"/>
+        </w:rPr>
+        <w:t>&gt; Titration scheduling is handled by nursing staff, which practice finds workable.</w:t>
+      </w:r>
+    </w:p>
+    <w:p>
+      <w:r>
+        <w:rPr>
+          <w:sz w:val="21"/>
+        </w:rPr>
+        <w:t>&gt; Described how older half of panel is triaged now compared with before.</w:t>
+      </w:r>
+    </w:p>
+    <w:p>
+      <w:r>
+        <w:rPr>
+          <w:sz w:val="21"/>
+        </w:rPr>
+      </w:r>
+    </w:p>
+    <w:p>
+      <w:r>
+        <w:rPr>
+          <w:b/>
+          <w:sz w:val="21"/>
+        </w:rPr>
+        <w:t>Kiara Quintrell, MD, Harborlight Epilepsy Center, Portland, ME (AR)</w:t>
+      </w:r>
+    </w:p>
+    <w:p>
+      <w:r>
+        <w:rPr>
+          <w:sz w:val="21"/>
+        </w:rPr>
+        <w:t>&gt; Compared notes on which sessions were worth time.</w:t>
+      </w:r>
+    </w:p>
+    <w:p>
+      <w:r>
+        <w:rPr>
+          <w:sz w:val="21"/>
+        </w:rPr>
+        <w:t>&gt; Referenced a session summary from a colleague in passing.</w:t>
       </w:r>
     </w:p>
     <w:p>
@@ -127,6 +295,198 @@
         <w:rPr>
           <w:sz w:val="21"/>
         </w:rPr>
+        <w:t>&gt; Coverage paperwork has improved somewhat, which came up as general frustration.</w:t>
+      </w:r>
+    </w:p>
+    <w:p>
+      <w:r>
+        <w:rPr>
+          <w:sz w:val="21"/>
+        </w:rPr>
+        <w:t>&gt; Asked about my travel schedule, since visits keep landing on busiest clinic days.</w:t>
+      </w:r>
+    </w:p>
+    <w:p>
+      <w:r>
+        <w:rPr>
+          <w:sz w:val="21"/>
+        </w:rPr>
+      </w:r>
+    </w:p>
+    <w:p>
+      <w:r>
+        <w:rPr>
+          <w:b/>
+          <w:sz w:val="21"/>
+        </w:rPr>
+        <w:t>Rohan Ravenscroft, MD, Fox Hollow Neurology Partners, Omaha, NE (RSM)</w:t>
+      </w:r>
+    </w:p>
+    <w:p>
+      <w:r>
+        <w:rPr>
+          <w:sz w:val="21"/>
+        </w:rPr>
+        <w:t>&gt; Formulary questions has improved somewhat, which came up as general frustration.</w:t>
+      </w:r>
+    </w:p>
+    <w:p>
+      <w:r>
+        <w:rPr>
+          <w:sz w:val="21"/>
+        </w:rPr>
+        <w:t>&gt; The pt portal is still being sorted out, and that took up first part of convo.</w:t>
+      </w:r>
+    </w:p>
+    <w:p>
+      <w:r>
+        <w:rPr>
+          <w:sz w:val="21"/>
+        </w:rPr>
+        <w:t>&gt; Titration habits came up in general terms; no specifics were discussed and none were offered.</w:t>
+      </w:r>
+    </w:p>
+    <w:p>
+      <w:r>
+        <w:rPr>
+          <w:sz w:val="21"/>
+        </w:rPr>
+        <w:t>&gt; Talked through the surgical workup list in general terms, without any specific case.</w:t>
+      </w:r>
+    </w:p>
+    <w:p>
+      <w:r>
+        <w:rPr>
+          <w:sz w:val="21"/>
+        </w:rPr>
+        <w:t>&gt; Referenced a session summary from a colleague in passing.</w:t>
+      </w:r>
+    </w:p>
+    <w:p>
+      <w:r>
+        <w:rPr>
+          <w:sz w:val="21"/>
+        </w:rPr>
+      </w:r>
+    </w:p>
+    <w:p>
+      <w:r>
+        <w:rPr>
+          <w:b/>
+          <w:sz w:val="21"/>
+        </w:rPr>
+        <w:t>Mei-Lin Tsang, MD, Bayview Epilepsy Associates, Oakland, CA (RSM)</w:t>
+      </w:r>
+    </w:p>
+    <w:p>
+      <w:r>
+        <w:rPr>
+          <w:sz w:val="21"/>
+        </w:rPr>
+        <w:t>&gt; Stopped by in conference room for a rushed convo.</w:t>
+      </w:r>
+    </w:p>
+    <w:p>
+      <w:r>
+        <w:rPr>
+          <w:sz w:val="21"/>
+        </w:rPr>
+        <w:t>&gt; The composition of pediatric-to-adult transfers has shifted over last year or two.</w:t>
+      </w:r>
+    </w:p>
+    <w:p>
+      <w:r>
+        <w:rPr>
+          <w:sz w:val="21"/>
+        </w:rPr>
+        <w:t>&gt; Mentioned a case series someone forwarded but did not raise any specific finding.</w:t>
+      </w:r>
+    </w:p>
+    <w:p>
+      <w:r>
+        <w:rPr>
+          <w:sz w:val="21"/>
+        </w:rPr>
+        <w:t>&gt; The practice lost epilepsy fellow and has not backfilled, so referral queue is slowly recovering.</w:t>
+      </w:r>
+    </w:p>
+    <w:p>
+      <w:r>
+        <w:rPr>
+          <w:sz w:val="21"/>
+        </w:rPr>
+        <w:t>&gt; Most of the discussion was about the phone triage line, which is being piloted this quarter.</w:t>
+      </w:r>
+    </w:p>
+    <w:p>
+      <w:r>
+        <w:rPr>
+          <w:sz w:val="21"/>
+        </w:rPr>
+      </w:r>
+    </w:p>
+    <w:p>
+      <w:r>
+        <w:rPr>
+          <w:b/>
+          <w:sz w:val="21"/>
+        </w:rPr>
+        <w:t>Nikolai Zeitler, MD, Juniper Flats Neurology Partners, Allentown, PA (RSM)</w:t>
+      </w:r>
+    </w:p>
+    <w:p>
+      <w:r>
+        <w:rPr>
+          <w:sz w:val="21"/>
+        </w:rPr>
+        <w:t>&gt; A brief conversation in the back office, mostly logistics.</w:t>
+      </w:r>
+    </w:p>
+    <w:p>
+      <w:r>
+        <w:rPr>
+          <w:sz w:val="21"/>
+        </w:rPr>
+        <w:t>&gt; Mentioned a guideline update discussed at journal club but did not raise any specific finding.</w:t>
+      </w:r>
+    </w:p>
+    <w:p>
+      <w:r>
+        <w:rPr>
+          <w:sz w:val="21"/>
+        </w:rPr>
+        <w:t>&gt; Compared notes on which sessions were worth time.</w:t>
+      </w:r>
+    </w:p>
+    <w:p>
+      <w:r>
+        <w:rPr>
+          <w:sz w:val="21"/>
+        </w:rPr>
+        <w:t>&gt; The practice lost the epilepsy fellow and has not backfilled, so the referral queue keeps slipping.</w:t>
+      </w:r>
+    </w:p>
+    <w:p>
+      <w:r>
+        <w:rPr>
+          <w:sz w:val="21"/>
+        </w:rPr>
+      </w:r>
+    </w:p>
+    <w:p>
+      <w:r>
+        <w:rPr>
+          <w:b/>
+          <w:sz w:val="21"/>
+        </w:rPr>
+        <w:t>Stephen Aldrich, MD, Cascade Summit Medical Center, Tacoma, WA (RSM)</w:t>
+      </w:r>
+    </w:p>
+    <w:p>
+      <w:r>
+        <w:rPr>
+          <w:sz w:val="21"/>
+        </w:rPr>
         <w:t>&gt; Described a preference for slower titration in general, unrelated to any particular pt.</w:t>
       </w:r>
     </w:p>
@@ -135,7 +495,7 @@
         <w:rPr>
           <w:sz w:val="21"/>
         </w:rPr>
-        <w:t>&gt; The prior-authorization workflow is being piloted this quarter, and that took up the first part of the convo.</w:t>
+        <w:t>&gt; The scheduling system has not settled, and that took up the first part of the convo.</w:t>
       </w:r>
     </w:p>
     <w:p>
@@ -143,7 +503,55 @@
         <w:rPr>
           <w:sz w:val="21"/>
         </w:rPr>
-        <w:t>&gt; The composition of the refractory group has shifted over the last year or two.</w:t>
+        <w:t>&gt; Compared notes on which sessions were worth time.</w:t>
+      </w:r>
+    </w:p>
+    <w:p>
+      <w:r>
+        <w:rPr>
+          <w:sz w:val="21"/>
+        </w:rPr>
+      </w:r>
+    </w:p>
+    <w:p>
+      <w:r>
+        <w:rPr>
+          <w:b/>
+          <w:sz w:val="21"/>
+        </w:rPr>
+        <w:t>Eamon Hollingsworth, MD, Silver Creek Medical Group, Fort Collins, CO (RSM)</w:t>
+      </w:r>
+    </w:p>
+    <w:p>
+      <w:r>
+        <w:rPr>
+          <w:sz w:val="21"/>
+        </w:rPr>
+        <w:t>&gt; Caught a brief window outside the EEG suite between pts.</w:t>
+      </w:r>
+    </w:p>
+    <w:p>
+      <w:r>
+        <w:rPr>
+          <w:sz w:val="21"/>
+        </w:rPr>
+        <w:t>&gt; Coverage paperwork takes longer than clinical decision, which came up as general frustration.</w:t>
+      </w:r>
+    </w:p>
+    <w:p>
+      <w:r>
+        <w:rPr>
+          <w:sz w:val="21"/>
+        </w:rPr>
+        <w:t>&gt; Referral patterns into this clinic have changed, and newly referred pts is bigger share than it was.</w:t>
+      </w:r>
+    </w:p>
+    <w:p>
+      <w:r>
+        <w:rPr>
+          <w:sz w:val="21"/>
+        </w:rPr>
+        <w:t>&gt; Referenced a case series someone forwarded in passing.</w:t>
       </w:r>
     </w:p>
     <w:p>
@@ -167,7 +575,7 @@
         <w:rPr>
           <w:sz w:val="21"/>
         </w:rPr>
-        <w:t>&gt; Stopped by at the nurses' station for a productive convo.</w:t>
+        <w:t>&gt; Caught brief window by scheduling desk between pts.</w:t>
       </w:r>
     </w:p>
     <w:p>
@@ -175,7 +583,7 @@
         <w:rPr>
           <w:sz w:val="21"/>
         </w:rPr>
-        <w:t>&gt; Benefit verification is step that most often delays a start here.</w:t>
+        <w:t>&gt; Referenced a case series someone forwarded in passing.</w:t>
       </w:r>
     </w:p>
     <w:p>
@@ -183,7 +591,7 @@
         <w:rPr>
           <w:sz w:val="21"/>
         </w:rPr>
-        <w:t>&gt; Left it at that, with following quarter to be scheduled.</w:t>
+        <w:t>&gt; The prior-authorization workflow has not settled, and that took up the first part of the conversation.</w:t>
       </w:r>
     </w:p>
     <w:p>
@@ -191,7 +599,7 @@
         <w:rPr>
           <w:sz w:val="21"/>
         </w:rPr>
-        <w:t>&gt; Monitoring intervals during titration are set by clinic routine here rather than by protocol.</w:t>
+        <w:t>&gt; Agreed to reconnect at following quarter; no materials requested.</w:t>
       </w:r>
     </w:p>
     <w:p>
@@ -207,87 +615,7 @@
           <w:b/>
           <w:sz w:val="21"/>
         </w:rPr>
-        <w:t>Imani Grierson, MD, Foxglove Health Neurology, Wichita, KS (RSM)</w:t>
-      </w:r>
-    </w:p>
-    <w:p>
-      <w:r>
-        <w:rPr>
-          <w:sz w:val="21"/>
-        </w:rPr>
-        <w:t>&gt; Referral patterns into this clinic have changed, and older half of panel is a bigger share than it was.</w:t>
-      </w:r>
-    </w:p>
-    <w:p>
-      <w:r>
-        <w:rPr>
-          <w:sz w:val="21"/>
-        </w:rPr>
-        <w:t>&gt; Mentioned guideline update discussed at journal club but did not raise any specific finding.</w:t>
-      </w:r>
-    </w:p>
-    <w:p>
-      <w:r>
-        <w:rPr>
-          <w:sz w:val="21"/>
-        </w:rPr>
-        <w:t>&gt; Talked through refractory group in general terms, without any specific case.</w:t>
-      </w:r>
-    </w:p>
-    <w:p>
-      <w:r>
-        <w:rPr>
-          <w:sz w:val="21"/>
-        </w:rPr>
-        <w:t>&gt; Benefit verification is the step that most often delays start here.</w:t>
-      </w:r>
-    </w:p>
-    <w:p>
-      <w:r>
-        <w:rPr>
-          <w:sz w:val="21"/>
-        </w:rPr>
-        <w:t>&gt; Titration scheduling is handled by nursing staff, which the practice finds workable.</w:t>
-      </w:r>
-    </w:p>
-    <w:p>
-      <w:r>
-        <w:rPr>
-          <w:sz w:val="21"/>
-        </w:rPr>
-      </w:r>
-    </w:p>
-    <w:p>
-      <w:r>
-        <w:rPr>
-          <w:b/>
-          <w:sz w:val="21"/>
-        </w:rPr>
-        <w:t>Delphine Kettleborn, MD, Copperfield Neurology Institute, Providence, RI (AR)</w:t>
-      </w:r>
-    </w:p>
-    <w:p>
-      <w:r>
-        <w:rPr>
-          <w:sz w:val="21"/>
-        </w:rPr>
-        <w:t>&gt; The composition of newly referred patients has shifted over last year or two.</w:t>
-      </w:r>
-    </w:p>
-    <w:p>
-      <w:r>
-        <w:rPr>
-          <w:sz w:val="21"/>
-        </w:rPr>
-        <w:t>&gt; Referenced case series someone forwarded in passing.</w:t>
-      </w:r>
-    </w:p>
-    <w:p>
-      <w:r>
-        <w:rPr>
-          <w:sz w:val="21"/>
-        </w:rPr>
-        <w:t>&gt; Talked through the older half of the panel in general terms, without any specific case.</w:t>
+        <w:t>Eloise Thackeray, MD, Alder Point Neurology Associates, Oakland, CA (RSM)</w:t>
       </w:r>
     </w:p>
     <w:p>
@@ -303,15 +631,7 @@
         <w:rPr>
           <w:sz w:val="21"/>
         </w:rPr>
-      </w:r>
-    </w:p>
-    <w:p>
-      <w:r>
-        <w:rPr>
-          <w:b/>
-          <w:sz w:val="21"/>
-        </w:rPr>
-        <w:t>Caleb Munson, MD, Cedar Ridge Medical Group, Springfield, IL (AR)</w:t>
+        <w:t>&gt; Most of the discussion was about the referral intake process, which has not settled.</w:t>
       </w:r>
     </w:p>
     <w:p>
@@ -319,343 +639,7 @@
         <w:rPr>
           <w:sz w:val="21"/>
         </w:rPr>
-        <w:t>&gt; Spent some time on refractory group and how workup decisions get sequenced.</w:t>
-      </w:r>
-    </w:p>
-    <w:p>
-      <w:r>
-        <w:rPr>
-          <w:sz w:val="21"/>
-        </w:rPr>
-        <w:t>&gt; Monitoring intervals during titration are set by clinic routine here rather than by protocol.</w:t>
-      </w:r>
-    </w:p>
-    <w:p>
-      <w:r>
-        <w:rPr>
-          <w:sz w:val="21"/>
-        </w:rPr>
-        <w:t>&gt; Asked whether I would be at meeting later this year.</w:t>
-      </w:r>
-    </w:p>
-    <w:p>
-      <w:r>
-        <w:rPr>
-          <w:sz w:val="21"/>
-        </w:rPr>
-        <w:t>&gt; Referral patterns into this clinic have changed, and older half of panel is bigger share than it was.</w:t>
-      </w:r>
-    </w:p>
-    <w:p>
-      <w:r>
-        <w:rPr>
-          <w:sz w:val="21"/>
-        </w:rPr>
-        <w:t>&gt; Coverage paperwork remains the slowest step, which came up as a general frustration.</w:t>
-      </w:r>
-    </w:p>
-    <w:p>
-      <w:r>
-        <w:rPr>
-          <w:sz w:val="21"/>
-        </w:rPr>
-      </w:r>
-    </w:p>
-    <w:p>
-      <w:r>
-        <w:rPr>
-          <w:b/>
-          <w:sz w:val="21"/>
-        </w:rPr>
-        <w:t>Anjali Rusnak, MD, Ironwood Neurology Associates, Provo, UT (RSM)</w:t>
-      </w:r>
-    </w:p>
-    <w:p>
-      <w:r>
-        <w:rPr>
-          <w:sz w:val="21"/>
-        </w:rPr>
-        <w:t>&gt; A rushed convo in conference room, mostly logistics.</w:t>
-      </w:r>
-    </w:p>
-    <w:p>
-      <w:r>
-        <w:rPr>
-          <w:sz w:val="21"/>
-        </w:rPr>
-        <w:t>&gt; Most of the discussion was about the referral intake process, which is still being sorted out.</w:t>
-      </w:r>
-    </w:p>
-    <w:p>
-      <w:r>
-        <w:rPr>
-          <w:sz w:val="21"/>
-        </w:rPr>
-        <w:t>&gt; No product discussion this time. Asked about safety and confirmed nothing to report.</w:t>
-      </w:r>
-    </w:p>
-    <w:p>
-      <w:r>
-        <w:rPr>
-          <w:sz w:val="21"/>
-        </w:rPr>
-        <w:t>&gt; Routine f/u slots keeps slipping since summer, which shapes how much time there is for anything else.</w:t>
-      </w:r>
-    </w:p>
-    <w:p>
-      <w:r>
-        <w:rPr>
-          <w:sz w:val="21"/>
-        </w:rPr>
-        <w:t>&gt; The composition of pediatric-to-adult transfers has shifted over last year or two.</w:t>
-      </w:r>
-    </w:p>
-    <w:p>
-      <w:r>
-        <w:rPr>
-          <w:sz w:val="21"/>
-        </w:rPr>
-      </w:r>
-    </w:p>
-    <w:p>
-      <w:r>
-        <w:rPr>
-          <w:b/>
-          <w:sz w:val="21"/>
-        </w:rPr>
-        <w:t>Valentina Calderwood, MD, Foxglove Health Neurology, Missoula, MT (RSM)</w:t>
-      </w:r>
-    </w:p>
-    <w:p>
-      <w:r>
-        <w:rPr>
-          <w:sz w:val="21"/>
-        </w:rPr>
-        <w:t>&gt; Referenced a case series someone forwarded in passing.</w:t>
-      </w:r>
-    </w:p>
-    <w:p>
-      <w:r>
-        <w:rPr>
-          <w:sz w:val="21"/>
-        </w:rPr>
-        <w:t>&gt; Onboarding two medical assistants is current preoccupation here.</w:t>
-      </w:r>
-    </w:p>
-    <w:p>
-      <w:r>
-        <w:rPr>
-          <w:sz w:val="21"/>
-        </w:rPr>
-        <w:t>&gt; Spent some time on newly referred pts and how workup decisions get sequenced.</w:t>
-      </w:r>
-    </w:p>
-    <w:p>
-      <w:r>
-        <w:rPr>
-          <w:sz w:val="21"/>
-        </w:rPr>
-      </w:r>
-    </w:p>
-    <w:p>
-      <w:r>
-        <w:rPr>
-          <w:b/>
-          <w:sz w:val="21"/>
-        </w:rPr>
-        <w:t>Kiara Thistlewood, MD, Thornfield Regional Epilepsy Program, Lakeland, FL (RSM)</w:t>
-      </w:r>
-    </w:p>
-    <w:p>
-      <w:r>
-        <w:rPr>
-          <w:sz w:val="21"/>
-        </w:rPr>
-        <w:t>&gt; Caught an unexpectedly long window in the shared office between pts.</w:t>
-      </w:r>
-    </w:p>
-    <w:p>
-      <w:r>
-        <w:rPr>
-          <w:sz w:val="21"/>
-        </w:rPr>
-        <w:t>&gt; The scheduling system changed again last month, and that took up the first part of the conversation.</w:t>
-      </w:r>
-    </w:p>
-    <w:p>
-      <w:r>
-        <w:rPr>
-          <w:sz w:val="21"/>
-        </w:rPr>
-        <w:t>&gt; Formulary questions varies by payer, which came up as general frustration.</w:t>
-      </w:r>
-    </w:p>
-    <w:p>
-      <w:r>
-        <w:rPr>
-          <w:sz w:val="21"/>
-        </w:rPr>
-        <w:t>&gt; The practice lost a rotating resident and has not backfilled, so the referral queue looks better than last year.</w:t>
-      </w:r>
-    </w:p>
-    <w:p>
-      <w:r>
-        <w:rPr>
-          <w:sz w:val="21"/>
-        </w:rPr>
-        <w:t>&gt; Mentioned a review that circulated on the service but did not raise any specific finding.</w:t>
-      </w:r>
-    </w:p>
-    <w:p>
-      <w:r>
-        <w:rPr>
-          <w:sz w:val="21"/>
-        </w:rPr>
-      </w:r>
-    </w:p>
-    <w:p>
-      <w:r>
-        <w:rPr>
-          <w:b/>
-          <w:sz w:val="21"/>
-        </w:rPr>
-        <w:t>Malika Kirkpatrick, MD, Bayview Health Neurology, Toledo, OH (RSM)</w:t>
-      </w:r>
-    </w:p>
-    <w:p>
-      <w:r>
-        <w:rPr>
-          <w:sz w:val="21"/>
-        </w:rPr>
-        <w:t>&gt; Coverage paperwork remains the slowest step, which came up as general frustration.</w:t>
-      </w:r>
-    </w:p>
-    <w:p>
-      <w:r>
-        <w:rPr>
-          <w:sz w:val="21"/>
-        </w:rPr>
-        <w:t>&gt; The referral queue has stretched out since the summer, which shapes how much time there is for anything else.</w:t>
-      </w:r>
-    </w:p>
-    <w:p>
-      <w:r>
-        <w:rPr>
-          <w:sz w:val="21"/>
-        </w:rPr>
-        <w:t>&gt; Asked whether I had seen guideline update discussed at journal club; I had not, and offered nothing in return.</w:t>
-      </w:r>
-    </w:p>
-    <w:p>
-      <w:r>
-        <w:rPr>
-          <w:sz w:val="21"/>
-        </w:rPr>
-        <w:t>&gt; Agreed to reconnect at a call later this month; no specific request.</w:t>
-      </w:r>
-    </w:p>
-    <w:p>
-      <w:r>
-        <w:rPr>
-          <w:sz w:val="21"/>
-        </w:rPr>
-      </w:r>
-    </w:p>
-    <w:p>
-      <w:r>
-        <w:rPr>
-          <w:b/>
-          <w:sz w:val="21"/>
-        </w:rPr>
-        <w:t>Lukas Eastmond, MD, Thornfield Regional Epilepsy Program, Savannah, GA (RSM)</w:t>
-      </w:r>
-    </w:p>
-    <w:p>
-      <w:r>
-        <w:rPr>
-          <w:sz w:val="21"/>
-        </w:rPr>
-        <w:t>&gt; An unexpectedly long conversation between clinic blocks, mostly logistics.</w:t>
-      </w:r>
-    </w:p>
-    <w:p>
-      <w:r>
-        <w:rPr>
-          <w:sz w:val="21"/>
-        </w:rPr>
-        <w:t>&gt; Spent some time on the refractory group and how workup decisions get sequenced.</w:t>
-      </w:r>
-    </w:p>
-    <w:p>
-      <w:r>
-        <w:rPr>
-          <w:sz w:val="21"/>
-        </w:rPr>
-        <w:t>&gt; Asked about my travel schedule, since visits keep landing on the busiest clinic days.</w:t>
-      </w:r>
-    </w:p>
-    <w:p>
-      <w:r>
-        <w:rPr>
-          <w:sz w:val="21"/>
-        </w:rPr>
-        <w:t>&gt; The appeals process remains the slowest step, which came up as a general frustration.</w:t>
-      </w:r>
-    </w:p>
-    <w:p>
-      <w:r>
-        <w:rPr>
-          <w:sz w:val="21"/>
-        </w:rPr>
-        <w:t>&gt; Onboarding a rotating resident is the current preoccupation here.</w:t>
-      </w:r>
-    </w:p>
-    <w:p>
-      <w:r>
-        <w:rPr>
-          <w:sz w:val="21"/>
-        </w:rPr>
-      </w:r>
-    </w:p>
-    <w:p>
-      <w:r>
-        <w:rPr>
-          <w:b/>
-          <w:sz w:val="21"/>
-        </w:rPr>
-        <w:t>Bastian Grierson, MD, Copperfield Neurology Institute, Trenton, NJ (RSM)</w:t>
-      </w:r>
-    </w:p>
-    <w:p>
-      <w:r>
-        <w:rPr>
-          <w:sz w:val="21"/>
-        </w:rPr>
-        <w:t>&gt; Closed there — no materials requested.</w:t>
-      </w:r>
-    </w:p>
-    <w:p>
-      <w:r>
-        <w:rPr>
-          <w:sz w:val="21"/>
-        </w:rPr>
-        <w:t>&gt; The referral intake process changed again last month, and that took up first part of convo.</w:t>
-      </w:r>
-    </w:p>
-    <w:p>
-      <w:r>
-        <w:rPr>
-          <w:sz w:val="21"/>
-        </w:rPr>
-        <w:t>&gt; Spent some time on the older half of the panel and how workup decisions get sequenced.</w:t>
-      </w:r>
-    </w:p>
-    <w:p>
-      <w:r>
-        <w:rPr>
-          <w:sz w:val="21"/>
-        </w:rPr>
-        <w:t>&gt; Noted that coverage paperwork is handled by one person here and that this is not specific to any one product.</w:t>
+        <w:t>&gt; The travel schedule this year came up, and little else.</w:t>
       </w:r>
     </w:p>
     <w:p>
